--- a/atelier/atelier_060.docx
+++ b/atelier/atelier_060.docx
@@ -445,7 +445,7 @@
           </w:tcPr>
           <w:p>
             <w:r>
-              <w:t xml:space="preserve">Diagnostic des échecs (#57), stabilisation engagée (#58)</w:t>
+              <w:t xml:space="preserve">Diagnostic des échecs, stabilisation engagée</w:t>
             </w:r>
           </w:p>
         </w:tc>
@@ -709,7 +709,7 @@
         <w:spacing w:after="120"/>
       </w:pPr>
       <w:r>
-        <w:t xml:space="preserve">Deux erreurs symétriques, mais pas de même gravité. Le faux positif coûte du temps et de la confiance (alerte pour rien). Le faux négatif coûte un incident en prod (pas d'alerte alors qu'il fallait). On veut éliminer les deux, mais on n'oublie jamais que le silence trompeur (faux négatif) est le plus traître — et que masquer des faux positifs avec des retry aveugles (cf. capsule #59) fabrique précisément des faux négatifs.</w:t>
+        <w:t xml:space="preserve">Deux erreurs symétriques, mais pas de même gravité. Le faux positif coûte du temps et de la confiance (alerte pour rien). Le faux négatif coûte un incident en prod (pas d'alerte alors qu'il fallait). On veut éliminer les deux, mais on n'oublie jamais que le silence trompeur (faux négatif) est le plus traître — et que masquer des faux positifs avec des retry aveugles (cf. capsule) fabrique précisément des faux négatifs.</w:t>
       </w:r>
     </w:p>
     <w:p>
@@ -785,19 +785,19 @@
         </w:numPr>
       </w:pPr>
       <w:r>
-        <w:t xml:space="preserve">Reprendre les échecs récents (via le dashboard d'instabilité #57) et classer chacun : vrai positif (vrai bug attrapé) ou faux positif (fausse alerte). Le classement factuel remplace l'impression « tout est faux ».</w:t>
-      </w:r>
-    </w:p>
-    <w:p>
-      <w:pPr>
-        <w:pStyle w:val="ListParagraph"/>
-        <w:numPr>
-          <w:ilvl w:val="0"/>
-          <w:numId w:val="2"/>
-        </w:numPr>
-      </w:pPr>
-      <w:r>
-        <w:t xml:space="preserve">Pour chaque faux positif, identifier sa cause et la corriger À LA SOURCE : test flaky → rendre déterministe ou quarantainer (pas retry) ; donnée de test périmée → fiabiliser le jeu de données ; dépendance instable → la traiter (cf. résilience #59).</w:t>
+        <w:t xml:space="preserve">Reprendre les échecs récents (via le dashboard d'instabilité) et classer chacun : vrai positif (vrai bug attrapé) ou faux positif (fausse alerte). Le classement factuel remplace l'impression « tout est faux ».</w:t>
+      </w:r>
+    </w:p>
+    <w:p>
+      <w:pPr>
+        <w:pStyle w:val="ListParagraph"/>
+        <w:numPr>
+          <w:ilvl w:val="0"/>
+          <w:numId w:val="2"/>
+        </w:numPr>
+      </w:pPr>
+      <w:r>
+        <w:t xml:space="preserve">Pour chaque faux positif, identifier sa cause et la corriger À LA SOURCE : test flaky → rendre déterministe ou quarantainer (pas retry) ; donnée de test périmée → fiabiliser le jeu de données ; dépendance instable → la traiter (cf. résilience).</w:t>
       </w:r>
     </w:p>
     <w:p>
@@ -940,7 +940,7 @@
         </w:numPr>
       </w:pPr>
       <w:r>
-        <w:t xml:space="preserve">(15 min) Classer les échecs — la squad reprend ses échecs récents (dashboard #57) et place chacun dans la matrice : vrai ou faux positif.</w:t>
+        <w:t xml:space="preserve">(15 min) Classer les échecs — la squad reprend ses échecs récents (dashboard) et place chacun dans la matrice : vrai ou faux positif.</w:t>
       </w:r>
     </w:p>
     <w:p>
